--- a/docs/screenshots/2.docx
+++ b/docs/screenshots/2.docx
@@ -171,8 +171,6 @@
           </wp:inline>
         </w:drawing>
       </w:r>
-      <w:bookmarkStart w:id="0" w:name="_GoBack"/>
-      <w:bookmarkEnd w:id="0"/>
     </w:p>
     <w:p>
       <w:pPr>
@@ -417,13 +415,6 @@
     <w:p>
       <w:pPr>
         <w:jc w:val="center"/>
-        <w:rPr>
-          <w:rFonts w:ascii="宋体" w:hAnsi="宋体" w:eastAsia="宋体" w:cs="宋体"/>
-          <w:b/>
-          <w:bCs/>
-          <w:sz w:val="24"/>
-          <w:szCs w:val="24"/>
-        </w:rPr>
       </w:pPr>
       <w:r>
         <w:drawing>
@@ -473,6 +464,316 @@
       <w:pPr>
         <w:jc w:val="center"/>
         <w:rPr>
+          <w:rFonts w:hint="default" w:ascii="宋体" w:hAnsi="宋体" w:eastAsia="宋体" w:cs="宋体"/>
+          <w:b/>
+          <w:bCs/>
+          <w:sz w:val="24"/>
+          <w:szCs w:val="24"/>
+          <w:lang w:val="en-US" w:eastAsia="zh-CN"/>
+        </w:rPr>
+      </w:pPr>
+      <w:r>
+        <w:rPr>
+          <w:rFonts w:hint="eastAsia" w:ascii="宋体" w:hAnsi="宋体" w:eastAsia="宋体" w:cs="宋体"/>
+          <w:b/>
+          <w:bCs/>
+          <w:sz w:val="24"/>
+          <w:szCs w:val="24"/>
+          <w:lang w:val="en-US" w:eastAsia="zh-CN"/>
+        </w:rPr>
+        <w:t>数据库截图</w:t>
+      </w:r>
+      <w:r>
+        <w:rPr>
+          <w:rFonts w:hint="eastAsia" w:ascii="宋体" w:hAnsi="宋体" w:cs="宋体"/>
+          <w:b/>
+          <w:bCs/>
+          <w:sz w:val="24"/>
+          <w:szCs w:val="24"/>
+          <w:lang w:val="en-US" w:eastAsia="zh-CN"/>
+        </w:rPr>
+        <w:t>(本项目数据库包含两张自定义业务表与一张 SQLite 系统表)</w:t>
+      </w:r>
+      <w:bookmarkStart w:id="0" w:name="_GoBack"/>
+      <w:bookmarkEnd w:id="0"/>
+    </w:p>
+    <w:p>
+      <w:pPr>
+        <w:jc w:val="center"/>
+      </w:pPr>
+      <w:r>
+        <w:drawing>
+          <wp:inline distT="0" distB="0" distL="114300" distR="114300">
+            <wp:extent cx="5268595" cy="3524885"/>
+            <wp:effectExtent l="0" t="0" r="4445" b="10795"/>
+            <wp:docPr id="29" name="图片 1"/>
+            <wp:cNvGraphicFramePr>
+              <a:graphicFrameLocks xmlns:a="http://schemas.openxmlformats.org/drawingml/2006/main" noChangeAspect="1"/>
+            </wp:cNvGraphicFramePr>
+            <a:graphic xmlns:a="http://schemas.openxmlformats.org/drawingml/2006/main">
+              <a:graphicData uri="http://schemas.openxmlformats.org/drawingml/2006/picture">
+                <pic:pic xmlns:pic="http://schemas.openxmlformats.org/drawingml/2006/picture">
+                  <pic:nvPicPr>
+                    <pic:cNvPr id="29" name="图片 1"/>
+                    <pic:cNvPicPr>
+                      <a:picLocks noChangeAspect="1"/>
+                    </pic:cNvPicPr>
+                  </pic:nvPicPr>
+                  <pic:blipFill>
+                    <a:blip r:embed="rId9"/>
+                    <a:stretch>
+                      <a:fillRect/>
+                    </a:stretch>
+                  </pic:blipFill>
+                  <pic:spPr>
+                    <a:xfrm>
+                      <a:off x="0" y="0"/>
+                      <a:ext cx="5268595" cy="3524885"/>
+                    </a:xfrm>
+                    <a:prstGeom prst="rect">
+                      <a:avLst/>
+                    </a:prstGeom>
+                    <a:noFill/>
+                    <a:ln>
+                      <a:noFill/>
+                    </a:ln>
+                  </pic:spPr>
+                </pic:pic>
+              </a:graphicData>
+            </a:graphic>
+          </wp:inline>
+        </w:drawing>
+      </w:r>
+    </w:p>
+    <w:p>
+      <w:pPr>
+        <w:jc w:val="center"/>
+      </w:pPr>
+      <w:r>
+        <w:rPr>
+          <w:rFonts w:hint="eastAsia"/>
+        </w:rPr>
+        <w:t>系统内置自增记录表</w:t>
+      </w:r>
+    </w:p>
+    <w:p>
+      <w:pPr>
+        <w:jc w:val="center"/>
+      </w:pPr>
+    </w:p>
+    <w:p>
+      <w:pPr>
+        <w:jc w:val="center"/>
+      </w:pPr>
+      <w:r>
+        <w:drawing>
+          <wp:inline distT="0" distB="0" distL="114300" distR="114300">
+            <wp:extent cx="5268595" cy="3214370"/>
+            <wp:effectExtent l="0" t="0" r="4445" b="1270"/>
+            <wp:docPr id="30" name="图片 2"/>
+            <wp:cNvGraphicFramePr>
+              <a:graphicFrameLocks xmlns:a="http://schemas.openxmlformats.org/drawingml/2006/main" noChangeAspect="1"/>
+            </wp:cNvGraphicFramePr>
+            <a:graphic xmlns:a="http://schemas.openxmlformats.org/drawingml/2006/main">
+              <a:graphicData uri="http://schemas.openxmlformats.org/drawingml/2006/picture">
+                <pic:pic xmlns:pic="http://schemas.openxmlformats.org/drawingml/2006/picture">
+                  <pic:nvPicPr>
+                    <pic:cNvPr id="30" name="图片 2"/>
+                    <pic:cNvPicPr>
+                      <a:picLocks noChangeAspect="1"/>
+                    </pic:cNvPicPr>
+                  </pic:nvPicPr>
+                  <pic:blipFill>
+                    <a:blip r:embed="rId10"/>
+                    <a:stretch>
+                      <a:fillRect/>
+                    </a:stretch>
+                  </pic:blipFill>
+                  <pic:spPr>
+                    <a:xfrm>
+                      <a:off x="0" y="0"/>
+                      <a:ext cx="5268595" cy="3214370"/>
+                    </a:xfrm>
+                    <a:prstGeom prst="rect">
+                      <a:avLst/>
+                    </a:prstGeom>
+                    <a:noFill/>
+                    <a:ln>
+                      <a:noFill/>
+                    </a:ln>
+                  </pic:spPr>
+                </pic:pic>
+              </a:graphicData>
+            </a:graphic>
+          </wp:inline>
+        </w:drawing>
+      </w:r>
+    </w:p>
+    <w:p>
+      <w:pPr>
+        <w:jc w:val="center"/>
+      </w:pPr>
+      <w:r>
+        <w:rPr>
+          <w:rFonts w:hint="default"/>
+          <w:lang w:val="en-US" w:eastAsia="zh-CN"/>
+        </w:rPr>
+        <w:t>todos 待办任务业务表</w:t>
+      </w:r>
+    </w:p>
+    <w:p>
+      <w:pPr>
+        <w:jc w:val="center"/>
+      </w:pPr>
+      <w:r>
+        <w:drawing>
+          <wp:inline distT="0" distB="0" distL="114300" distR="114300">
+            <wp:extent cx="5272405" cy="3004820"/>
+            <wp:effectExtent l="0" t="0" r="635" b="12700"/>
+            <wp:docPr id="31" name="图片 3"/>
+            <wp:cNvGraphicFramePr>
+              <a:graphicFrameLocks xmlns:a="http://schemas.openxmlformats.org/drawingml/2006/main" noChangeAspect="1"/>
+            </wp:cNvGraphicFramePr>
+            <a:graphic xmlns:a="http://schemas.openxmlformats.org/drawingml/2006/main">
+              <a:graphicData uri="http://schemas.openxmlformats.org/drawingml/2006/picture">
+                <pic:pic xmlns:pic="http://schemas.openxmlformats.org/drawingml/2006/picture">
+                  <pic:nvPicPr>
+                    <pic:cNvPr id="31" name="图片 3"/>
+                    <pic:cNvPicPr>
+                      <a:picLocks noChangeAspect="1"/>
+                    </pic:cNvPicPr>
+                  </pic:nvPicPr>
+                  <pic:blipFill>
+                    <a:blip r:embed="rId11"/>
+                    <a:stretch>
+                      <a:fillRect/>
+                    </a:stretch>
+                  </pic:blipFill>
+                  <pic:spPr>
+                    <a:xfrm>
+                      <a:off x="0" y="0"/>
+                      <a:ext cx="5272405" cy="3004820"/>
+                    </a:xfrm>
+                    <a:prstGeom prst="rect">
+                      <a:avLst/>
+                    </a:prstGeom>
+                    <a:noFill/>
+                    <a:ln>
+                      <a:noFill/>
+                    </a:ln>
+                  </pic:spPr>
+                </pic:pic>
+              </a:graphicData>
+            </a:graphic>
+          </wp:inline>
+        </w:drawing>
+      </w:r>
+    </w:p>
+    <w:p>
+      <w:pPr>
+        <w:jc w:val="center"/>
+      </w:pPr>
+      <w:r>
+        <w:rPr>
+          <w:rFonts w:hint="eastAsia"/>
+        </w:rPr>
+        <w:t>users 用户业务表</w:t>
+      </w:r>
+    </w:p>
+    <w:p>
+      <w:pPr>
+        <w:jc w:val="center"/>
+        <w:rPr>
+          <w:rFonts w:hint="default"/>
+          <w:lang w:val="en-US" w:eastAsia="zh-CN"/>
+        </w:rPr>
+      </w:pPr>
+    </w:p>
+    <w:p>
+      <w:pPr>
+        <w:jc w:val="center"/>
+        <w:rPr>
+          <w:rFonts w:hint="default"/>
+          <w:lang w:val="en-US" w:eastAsia="zh-CN"/>
+        </w:rPr>
+      </w:pPr>
+    </w:p>
+    <w:p>
+      <w:pPr>
+        <w:jc w:val="center"/>
+        <w:rPr>
+          <w:rFonts w:hint="default"/>
+          <w:lang w:val="en-US" w:eastAsia="zh-CN"/>
+        </w:rPr>
+      </w:pPr>
+    </w:p>
+    <w:p>
+      <w:pPr>
+        <w:jc w:val="center"/>
+        <w:rPr>
+          <w:rFonts w:hint="default"/>
+          <w:lang w:val="en-US" w:eastAsia="zh-CN"/>
+        </w:rPr>
+      </w:pPr>
+    </w:p>
+    <w:p>
+      <w:pPr>
+        <w:jc w:val="center"/>
+        <w:rPr>
+          <w:rFonts w:hint="default"/>
+          <w:lang w:val="en-US" w:eastAsia="zh-CN"/>
+        </w:rPr>
+      </w:pPr>
+    </w:p>
+    <w:p>
+      <w:pPr>
+        <w:jc w:val="center"/>
+        <w:rPr>
+          <w:rFonts w:hint="default"/>
+          <w:lang w:val="en-US" w:eastAsia="zh-CN"/>
+        </w:rPr>
+      </w:pPr>
+    </w:p>
+    <w:p>
+      <w:pPr>
+        <w:jc w:val="center"/>
+        <w:rPr>
+          <w:rFonts w:hint="default"/>
+          <w:lang w:val="en-US" w:eastAsia="zh-CN"/>
+        </w:rPr>
+      </w:pPr>
+    </w:p>
+    <w:p>
+      <w:pPr>
+        <w:jc w:val="center"/>
+        <w:rPr>
+          <w:rFonts w:hint="default"/>
+          <w:lang w:val="en-US" w:eastAsia="zh-CN"/>
+        </w:rPr>
+      </w:pPr>
+    </w:p>
+    <w:p>
+      <w:pPr>
+        <w:jc w:val="center"/>
+        <w:rPr>
+          <w:rFonts w:hint="default"/>
+          <w:lang w:val="en-US" w:eastAsia="zh-CN"/>
+        </w:rPr>
+      </w:pPr>
+    </w:p>
+    <w:p>
+      <w:pPr>
+        <w:jc w:val="center"/>
+        <w:rPr>
+          <w:rFonts w:hint="default"/>
+          <w:lang w:val="en-US" w:eastAsia="zh-CN"/>
+        </w:rPr>
+      </w:pPr>
+    </w:p>
+    <w:p>
+      <w:pPr>
+        <w:jc w:val="center"/>
+        <w:rPr>
           <w:rFonts w:hint="eastAsia"/>
           <w:b/>
           <w:bCs/>
@@ -515,7 +816,7 @@
                     </pic:cNvPicPr>
                   </pic:nvPicPr>
                   <pic:blipFill>
-                    <a:blip r:embed="rId9"/>
+                    <a:blip r:embed="rId12"/>
                     <a:stretch>
                       <a:fillRect/>
                     </a:stretch>
@@ -558,7 +859,7 @@
                     </pic:cNvPicPr>
                   </pic:nvPicPr>
                   <pic:blipFill>
-                    <a:blip r:embed="rId10"/>
+                    <a:blip r:embed="rId13"/>
                     <a:stretch>
                       <a:fillRect/>
                     </a:stretch>
@@ -601,7 +902,7 @@
                     </pic:cNvPicPr>
                   </pic:nvPicPr>
                   <pic:blipFill>
-                    <a:blip r:embed="rId11"/>
+                    <a:blip r:embed="rId14"/>
                     <a:stretch>
                       <a:fillRect/>
                     </a:stretch>
@@ -663,7 +964,7 @@
                     </pic:cNvPicPr>
                   </pic:nvPicPr>
                   <pic:blipFill>
-                    <a:blip r:embed="rId12"/>
+                    <a:blip r:embed="rId15"/>
                     <a:stretch>
                       <a:fillRect/>
                     </a:stretch>
@@ -706,7 +1007,7 @@
                     </pic:cNvPicPr>
                   </pic:nvPicPr>
                   <pic:blipFill>
-                    <a:blip r:embed="rId13"/>
+                    <a:blip r:embed="rId16"/>
                     <a:stretch>
                       <a:fillRect/>
                     </a:stretch>
@@ -749,7 +1050,7 @@
                     </pic:cNvPicPr>
                   </pic:nvPicPr>
                   <pic:blipFill>
-                    <a:blip r:embed="rId14"/>
+                    <a:blip r:embed="rId17"/>
                     <a:stretch>
                       <a:fillRect/>
                     </a:stretch>
@@ -792,7 +1093,7 @@
                     </pic:cNvPicPr>
                   </pic:nvPicPr>
                   <pic:blipFill>
-                    <a:blip r:embed="rId15"/>
+                    <a:blip r:embed="rId18"/>
                     <a:stretch>
                       <a:fillRect/>
                     </a:stretch>
@@ -835,7 +1136,7 @@
                     </pic:cNvPicPr>
                   </pic:nvPicPr>
                   <pic:blipFill>
-                    <a:blip r:embed="rId16"/>
+                    <a:blip r:embed="rId19"/>
                     <a:stretch>
                       <a:fillRect/>
                     </a:stretch>
@@ -878,7 +1179,7 @@
                     </pic:cNvPicPr>
                   </pic:nvPicPr>
                   <pic:blipFill>
-                    <a:blip r:embed="rId17"/>
+                    <a:blip r:embed="rId20"/>
                     <a:stretch>
                       <a:fillRect/>
                     </a:stretch>
@@ -921,7 +1222,7 @@
                     </pic:cNvPicPr>
                   </pic:nvPicPr>
                   <pic:blipFill>
-                    <a:blip r:embed="rId18"/>
+                    <a:blip r:embed="rId21"/>
                     <a:stretch>
                       <a:fillRect/>
                     </a:stretch>
@@ -964,7 +1265,7 @@
                     </pic:cNvPicPr>
                   </pic:nvPicPr>
                   <pic:blipFill>
-                    <a:blip r:embed="rId19"/>
+                    <a:blip r:embed="rId22"/>
                     <a:stretch>
                       <a:fillRect/>
                     </a:stretch>
@@ -1007,7 +1308,7 @@
                     </pic:cNvPicPr>
                   </pic:nvPicPr>
                   <pic:blipFill>
-                    <a:blip r:embed="rId20"/>
+                    <a:blip r:embed="rId23"/>
                     <a:stretch>
                       <a:fillRect/>
                     </a:stretch>
@@ -1050,7 +1351,7 @@
                     </pic:cNvPicPr>
                   </pic:nvPicPr>
                   <pic:blipFill>
-                    <a:blip r:embed="rId21"/>
+                    <a:blip r:embed="rId24"/>
                     <a:stretch>
                       <a:fillRect/>
                     </a:stretch>
@@ -1093,7 +1394,7 @@
                     </pic:cNvPicPr>
                   </pic:nvPicPr>
                   <pic:blipFill>
-                    <a:blip r:embed="rId22"/>
+                    <a:blip r:embed="rId25"/>
                     <a:stretch>
                       <a:fillRect/>
                     </a:stretch>
@@ -1136,7 +1437,7 @@
                     </pic:cNvPicPr>
                   </pic:nvPicPr>
                   <pic:blipFill>
-                    <a:blip r:embed="rId23"/>
+                    <a:blip r:embed="rId26"/>
                     <a:stretch>
                       <a:fillRect/>
                     </a:stretch>
@@ -1179,7 +1480,7 @@
                     </pic:cNvPicPr>
                   </pic:nvPicPr>
                   <pic:blipFill>
-                    <a:blip r:embed="rId24"/>
+                    <a:blip r:embed="rId27"/>
                     <a:stretch>
                       <a:fillRect/>
                     </a:stretch>
@@ -1222,7 +1523,7 @@
                     </pic:cNvPicPr>
                   </pic:nvPicPr>
                   <pic:blipFill>
-                    <a:blip r:embed="rId25"/>
+                    <a:blip r:embed="rId28"/>
                     <a:stretch>
                       <a:fillRect/>
                     </a:stretch>
@@ -1265,7 +1566,7 @@
                     </pic:cNvPicPr>
                   </pic:nvPicPr>
                   <pic:blipFill>
-                    <a:blip r:embed="rId26"/>
+                    <a:blip r:embed="rId29"/>
                     <a:stretch>
                       <a:fillRect/>
                     </a:stretch>
@@ -1308,7 +1609,7 @@
                     </pic:cNvPicPr>
                   </pic:nvPicPr>
                   <pic:blipFill>
-                    <a:blip r:embed="rId27"/>
+                    <a:blip r:embed="rId30"/>
                     <a:stretch>
                       <a:fillRect/>
                     </a:stretch>
@@ -1351,7 +1652,7 @@
                     </pic:cNvPicPr>
                   </pic:nvPicPr>
                   <pic:blipFill>
-                    <a:blip r:embed="rId28"/>
+                    <a:blip r:embed="rId31"/>
                     <a:stretch>
                       <a:fillRect/>
                     </a:stretch>
@@ -1394,7 +1695,7 @@
                     </pic:cNvPicPr>
                   </pic:nvPicPr>
                   <pic:blipFill>
-                    <a:blip r:embed="rId29"/>
+                    <a:blip r:embed="rId32"/>
                     <a:stretch>
                       <a:fillRect/>
                     </a:stretch>
@@ -1437,7 +1738,7 @@
                     </pic:cNvPicPr>
                   </pic:nvPicPr>
                   <pic:blipFill>
-                    <a:blip r:embed="rId30"/>
+                    <a:blip r:embed="rId33"/>
                     <a:stretch>
                       <a:fillRect/>
                     </a:stretch>
@@ -1480,7 +1781,7 @@
                     </pic:cNvPicPr>
                   </pic:nvPicPr>
                   <pic:blipFill>
-                    <a:blip r:embed="rId31"/>
+                    <a:blip r:embed="rId34"/>
                     <a:stretch>
                       <a:fillRect/>
                     </a:stretch>
